--- a/政達搭排案/14非農田排水搭排切結書_政達二廠_1150902修正.docx
+++ b/政達搭排案/14非農田排水搭排切結書_政達二廠_1150902修正.docx
@@ -55,8 +55,8 @@
                     <w:rPr>
                       <w:rFonts w:ascii="DFKai-SB" w:hAnsi="DFKai-SB" w:eastAsia="DFKai-SB"/>
                       <w:color w:val="000000"/>
-                      <w:sz w:val="17"/>
-                      <w:szCs w:val="17"/>
+                      <w:sz w:val="24"/>
+                      <w:szCs w:val="24"/>
                     </w:rPr>
                     <w:t xml:space="preserve">政達木業有限公司</w:t>
                   </w:r>
@@ -80,8 +80,8 @@
                     <w:rPr>
                       <w:rFonts w:ascii="DFKai-SB" w:hAnsi="DFKai-SB" w:eastAsia="DFKai-SB"/>
                       <w:color w:val="000000"/>
-                      <w:sz w:val="15"/>
-                      <w:szCs w:val="15"/>
+                      <w:sz w:val="24"/>
+                      <w:szCs w:val="24"/>
                     </w:rPr>
                     <w:t xml:space="preserve">宜蘭</w:t>
                   </w:r>
@@ -105,8 +105,8 @@
                     <w:rPr>
                       <w:rFonts w:ascii="DFKai-SB" w:hAnsi="DFKai-SB" w:eastAsia="DFKai-SB"/>
                       <w:color w:val="000000"/>
-                      <w:sz w:val="15"/>
-                      <w:szCs w:val="15"/>
+                      <w:sz w:val="24"/>
+                      <w:szCs w:val="24"/>
                     </w:rPr>
                     <w:t xml:space="preserve">冬山</w:t>
                   </w:r>
@@ -130,8 +130,8 @@
                     <w:rPr>
                       <w:rFonts w:ascii="DFKai-SB" w:hAnsi="DFKai-SB" w:eastAsia="DFKai-SB"/>
                       <w:color w:val="000000"/>
-                      <w:sz w:val="15"/>
-                      <w:szCs w:val="15"/>
+                      <w:sz w:val="24"/>
+                      <w:szCs w:val="24"/>
                     </w:rPr>
                     <w:t xml:space="preserve">梅山</w:t>
                   </w:r>
@@ -155,8 +155,8 @@
                     <w:rPr>
                       <w:rFonts w:ascii="DFKai-SB" w:hAnsi="DFKai-SB" w:eastAsia="DFKai-SB"/>
                       <w:color w:val="000000"/>
-                      <w:sz w:val="15"/>
-                      <w:szCs w:val="15"/>
+                      <w:sz w:val="24"/>
+                      <w:szCs w:val="24"/>
                     </w:rPr>
                     <w:t xml:space="preserve">－</w:t>
                   </w:r>
@@ -180,8 +180,8 @@
                     <w:rPr>
                       <w:rFonts w:ascii="DFKai-SB" w:hAnsi="DFKai-SB" w:eastAsia="DFKai-SB"/>
                       <w:color w:val="000000"/>
-                      <w:sz w:val="15"/>
-                      <w:szCs w:val="15"/>
+                      <w:sz w:val="24"/>
+                      <w:szCs w:val="24"/>
                     </w:rPr>
                     <w:t xml:space="preserve">349</w:t>
                   </w:r>
@@ -205,8 +205,8 @@
                     <w:rPr>
                       <w:rFonts w:ascii="DFKai-SB" w:hAnsi="DFKai-SB" w:eastAsia="DFKai-SB"/>
                       <w:color w:val="000000"/>
-                      <w:sz w:val="15"/>
-                      <w:szCs w:val="15"/>
+                      <w:sz w:val="24"/>
+                      <w:szCs w:val="24"/>
                     </w:rPr>
                     <w:t xml:space="preserve">宜蘭</w:t>
                   </w:r>
@@ -230,8 +230,8 @@
                     <w:rPr>
                       <w:rFonts w:ascii="DFKai-SB" w:hAnsi="DFKai-SB" w:eastAsia="DFKai-SB"/>
                       <w:color w:val="000000"/>
-                      <w:sz w:val="15"/>
-                      <w:szCs w:val="15"/>
+                      <w:sz w:val="24"/>
+                      <w:szCs w:val="24"/>
                     </w:rPr>
                     <w:t xml:space="preserve">冬山</w:t>
                   </w:r>
@@ -255,8 +255,8 @@
                     <w:rPr>
                       <w:rFonts w:ascii="DFKai-SB" w:hAnsi="DFKai-SB" w:eastAsia="DFKai-SB"/>
                       <w:color w:val="000000"/>
-                      <w:sz w:val="15"/>
-                      <w:szCs w:val="15"/>
+                      <w:sz w:val="24"/>
+                      <w:szCs w:val="24"/>
                     </w:rPr>
                     <w:t xml:space="preserve">梅山</w:t>
                   </w:r>
@@ -280,8 +280,8 @@
                     <w:rPr>
                       <w:rFonts w:ascii="DFKai-SB" w:hAnsi="DFKai-SB" w:eastAsia="DFKai-SB"/>
                       <w:color w:val="000000"/>
-                      <w:sz w:val="15"/>
-                      <w:szCs w:val="15"/>
+                      <w:sz w:val="24"/>
+                      <w:szCs w:val="24"/>
                     </w:rPr>
                     <w:t xml:space="preserve">－</w:t>
                   </w:r>
@@ -305,8 +305,8 @@
                     <w:rPr>
                       <w:rFonts w:ascii="DFKai-SB" w:hAnsi="DFKai-SB" w:eastAsia="DFKai-SB"/>
                       <w:color w:val="000000"/>
-                      <w:sz w:val="15"/>
-                      <w:szCs w:val="15"/>
+                      <w:sz w:val="24"/>
+                      <w:szCs w:val="24"/>
                     </w:rPr>
                     <w:t xml:space="preserve">329</w:t>
                   </w:r>
@@ -330,8 +330,8 @@
                     <w:rPr>
                       <w:rFonts w:ascii="DFKai-SB" w:hAnsi="DFKai-SB" w:eastAsia="DFKai-SB"/>
                       <w:color w:val="000000"/>
-                      <w:sz w:val="13"/>
-                      <w:szCs w:val="13"/>
+                      <w:sz w:val="24"/>
+                      <w:szCs w:val="24"/>
                     </w:rPr>
                     <w:t xml:space="preserve">梅花排水</w:t>
                   </w:r>
@@ -355,8 +355,8 @@
                     <w:rPr>
                       <w:rFonts w:ascii="DFKai-SB" w:hAnsi="DFKai-SB" w:eastAsia="DFKai-SB"/>
                       <w:color w:val="000000"/>
-                      <w:sz w:val="14"/>
-                      <w:szCs w:val="14"/>
+                      <w:sz w:val="24"/>
+                      <w:szCs w:val="24"/>
                     </w:rPr>
                     <w:t xml:space="preserve">－</w:t>
                   </w:r>
@@ -380,8 +380,8 @@
                     <w:rPr>
                       <w:rFonts w:ascii="DFKai-SB" w:hAnsi="DFKai-SB" w:eastAsia="DFKai-SB"/>
                       <w:color w:val="000000"/>
-                      <w:sz w:val="12"/>
-                      <w:szCs w:val="12"/>
+                      <w:sz w:val="24"/>
+                      <w:szCs w:val="24"/>
                     </w:rPr>
                     <w:t xml:space="preserve">－</w:t>
                   </w:r>
@@ -405,8 +405,8 @@
                     <w:rPr>
                       <w:rFonts w:ascii="DFKai-SB" w:hAnsi="DFKai-SB" w:eastAsia="DFKai-SB"/>
                       <w:color w:val="000000"/>
-                      <w:sz w:val="14"/>
-                      <w:szCs w:val="14"/>
+                      <w:sz w:val="24"/>
+                      <w:szCs w:val="24"/>
                     </w:rPr>
                     <w:t xml:space="preserve">－</w:t>
                   </w:r>
@@ -430,8 +430,8 @@
                     <w:rPr>
                       <w:rFonts w:ascii="DFKai-SB" w:hAnsi="DFKai-SB" w:eastAsia="DFKai-SB"/>
                       <w:color w:val="000000"/>
-                      <w:sz w:val="11"/>
-                      <w:szCs w:val="11"/>
+                      <w:sz w:val="24"/>
+                      <w:szCs w:val="24"/>
                     </w:rPr>
                     <w:t xml:space="preserve">－</w:t>
                   </w:r>
@@ -455,8 +455,8 @@
                     <w:rPr>
                       <w:rFonts w:ascii="DFKai-SB" w:hAnsi="DFKai-SB" w:eastAsia="DFKai-SB"/>
                       <w:color w:val="000000"/>
-                      <w:sz w:val="17"/>
-                      <w:szCs w:val="17"/>
+                      <w:sz w:val="24"/>
+                      <w:szCs w:val="24"/>
                     </w:rPr>
                     <w:t xml:space="preserve">2.25</w:t>
                   </w:r>
@@ -480,8 +480,8 @@
                     <w:rPr>
                       <w:rFonts w:ascii="DFKai-SB" w:hAnsi="DFKai-SB" w:eastAsia="DFKai-SB"/>
                       <w:color w:val="000000"/>
-                      <w:sz w:val="17"/>
-                      <w:szCs w:val="17"/>
+                      <w:sz w:val="24"/>
+                      <w:szCs w:val="24"/>
                     </w:rPr>
                     <w:t xml:space="preserve">675</w:t>
                   </w:r>
@@ -545,8 +545,8 @@
                     <w:rPr>
                       <w:rFonts w:ascii="DFKai-SB" w:hAnsi="DFKai-SB" w:eastAsia="DFKai-SB"/>
                       <w:color w:val="000000"/>
-                      <w:sz w:val="17"/>
-                      <w:szCs w:val="17"/>
+                      <w:sz w:val="24"/>
+                      <w:szCs w:val="24"/>
                     </w:rPr>
                     <w:t xml:space="preserve">政達木業有限公司</w:t>
                   </w:r>
@@ -570,8 +570,8 @@
                     <w:rPr>
                       <w:rFonts w:ascii="DFKai-SB" w:hAnsi="DFKai-SB" w:eastAsia="DFKai-SB"/>
                       <w:color w:val="000000"/>
-                      <w:sz w:val="17"/>
-                      <w:szCs w:val="17"/>
+                      <w:sz w:val="24"/>
+                      <w:szCs w:val="24"/>
                     </w:rPr>
                     <w:t xml:space="preserve">89497279</w:t>
                   </w:r>
@@ -595,8 +595,8 @@
                     <w:rPr>
                       <w:rFonts w:ascii="DFKai-SB" w:hAnsi="DFKai-SB" w:eastAsia="DFKai-SB"/>
                       <w:color w:val="000000"/>
-                      <w:sz w:val="14"/>
-                      <w:szCs w:val="14"/>
+                      <w:sz w:val="24"/>
+                      <w:szCs w:val="24"/>
                     </w:rPr>
                     <w:t xml:space="preserve">269 宜蘭縣冬山鄉得安村梅林路571-1號</w:t>
                   </w:r>
@@ -620,8 +620,8 @@
                     <w:rPr>
                       <w:rFonts w:ascii="DFKai-SB" w:hAnsi="DFKai-SB" w:eastAsia="DFKai-SB"/>
                       <w:color w:val="000000"/>
-                      <w:sz w:val="17"/>
-                      <w:szCs w:val="17"/>
+                      <w:sz w:val="24"/>
+                      <w:szCs w:val="24"/>
                     </w:rPr>
                     <w:t xml:space="preserve">(03)958-5175</w:t>
                   </w:r>
